--- a/Day 5/2. Custom visualizations using Matplotlib and Seaborn.docx
+++ b/Day 5/2. Custom visualizations using Matplotlib and Seaborn.docx
@@ -155,6 +155,7 @@
         <w:rPr>
           <w:b/>
           <w:bCs/>
+          <w:noProof/>
           <w:sz w:val="32"/>
           <w:szCs w:val="32"/>
         </w:rPr>
@@ -210,9 +211,124 @@
         </w:numPr>
       </w:pPr>
       <w:r>
+        <w:t xml:space="preserve">Setup </w:t>
+      </w:r>
+      <w:proofErr w:type="spellStart"/>
+      <w:r>
+        <w:t>Environement</w:t>
+      </w:r>
+      <w:proofErr w:type="spellEnd"/>
+      <w:r>
+        <w:t xml:space="preserve"> variable</w:t>
+      </w:r>
+    </w:p>
+    <w:p>
+      <w:pPr>
+        <w:ind w:left="720"/>
+      </w:pPr>
+      <w:r>
+        <w:t xml:space="preserve">Go to </w:t>
+      </w:r>
+      <w:r>
+        <w:sym w:font="Wingdings" w:char="F0E0"/>
+      </w:r>
+      <w:r>
+        <w:t xml:space="preserve"> stat </w:t>
+      </w:r>
+      <w:r>
+        <w:sym w:font="Wingdings" w:char="F0E0"/>
+      </w:r>
+      <w:r>
+        <w:t xml:space="preserve"> enter ‘Env</w:t>
+      </w:r>
+      <w:proofErr w:type="gramStart"/>
+      <w:r>
+        <w:t>’  -</w:t>
+      </w:r>
+      <w:proofErr w:type="gramEnd"/>
+      <w:r>
+        <w:t>&gt; click Environment variables</w:t>
+      </w:r>
+      <w:r>
+        <w:sym w:font="Wingdings" w:char="F0E0"/>
+      </w:r>
+      <w:r>
+        <w:t xml:space="preserve"> Select Path </w:t>
+      </w:r>
+      <w:r>
+        <w:sym w:font="Wingdings" w:char="F0E0"/>
+      </w:r>
+      <w:r>
+        <w:t xml:space="preserve"> Click Edit </w:t>
+      </w:r>
+      <w:r>
+        <w:sym w:font="Wingdings" w:char="F0E0"/>
+      </w:r>
+      <w:r>
+        <w:t xml:space="preserve"> add below </w:t>
+      </w:r>
+      <w:r>
+        <w:t>C:\Users\Admin\AppData\Local\Programs\Python\Python314\Scripts</w:t>
+      </w:r>
+    </w:p>
+    <w:p>
+      <w:pPr>
+        <w:ind w:left="720"/>
+      </w:pPr>
+    </w:p>
+    <w:p>
+      <w:pPr>
+        <w:ind w:left="720"/>
+      </w:pPr>
+      <w:r>
+        <w:drawing>
+          <wp:inline distT="0" distB="0" distL="0" distR="0" wp14:anchorId="2C0A7A9E" wp14:editId="78E23B7B">
+            <wp:extent cx="5731510" cy="2644775"/>
+            <wp:effectExtent l="0" t="0" r="2540" b="3175"/>
+            <wp:docPr id="476312746" name="Picture 1" descr="A screenshot of a computer&#10;&#10;AI-generated content may be incorrect."/>
+            <wp:cNvGraphicFramePr>
+              <a:graphicFrameLocks xmlns:a="http://schemas.openxmlformats.org/drawingml/2006/main" noChangeAspect="1"/>
+            </wp:cNvGraphicFramePr>
+            <a:graphic xmlns:a="http://schemas.openxmlformats.org/drawingml/2006/main">
+              <a:graphicData uri="http://schemas.openxmlformats.org/drawingml/2006/picture">
+                <pic:pic xmlns:pic="http://schemas.openxmlformats.org/drawingml/2006/picture">
+                  <pic:nvPicPr>
+                    <pic:cNvPr id="476312746" name="Picture 1" descr="A screenshot of a computer&#10;&#10;AI-generated content may be incorrect."/>
+                    <pic:cNvPicPr/>
+                  </pic:nvPicPr>
+                  <pic:blipFill>
+                    <a:blip r:embed="rId8"/>
+                    <a:stretch>
+                      <a:fillRect/>
+                    </a:stretch>
+                  </pic:blipFill>
+                  <pic:spPr>
+                    <a:xfrm>
+                      <a:off x="0" y="0"/>
+                      <a:ext cx="5731510" cy="2644775"/>
+                    </a:xfrm>
+                    <a:prstGeom prst="rect">
+                      <a:avLst/>
+                    </a:prstGeom>
+                  </pic:spPr>
+                </pic:pic>
+              </a:graphicData>
+            </a:graphic>
+          </wp:inline>
+        </w:drawing>
+      </w:r>
+    </w:p>
+    <w:p>
+      <w:pPr>
+        <w:numPr>
+          <w:ilvl w:val="0"/>
+          <w:numId w:val="1"/>
+        </w:numPr>
+      </w:pPr>
+      <w:r>
         <w:t>Install the </w:t>
       </w:r>
-      <w:hyperlink r:id="rId8" w:history="1">
+      <w:hyperlink r:id="rId9" w:history="1">
         <w:r>
           <w:t>pandas</w:t>
         </w:r>
@@ -220,7 +336,7 @@
       <w:r>
         <w:t> and </w:t>
       </w:r>
-      <w:hyperlink r:id="rId9" w:history="1">
+      <w:hyperlink r:id="rId10" w:history="1">
         <w:r>
           <w:t>Matplotlib</w:t>
         </w:r>
@@ -290,13 +406,7 @@
         <w:rPr>
           <w:highlight w:val="yellow"/>
         </w:rPr>
-        <w:t>pip install matplotlib</w:t>
-      </w:r>
-      <w:r>
-        <w:rPr>
-          <w:highlight w:val="yellow"/>
-        </w:rPr>
-        <w:t xml:space="preserve"> </w:t>
+        <w:t xml:space="preserve">pip install matplotlib </w:t>
       </w:r>
     </w:p>
     <w:p>
@@ -310,13 +420,8 @@
         <w:rPr>
           <w:highlight w:val="yellow"/>
         </w:rPr>
-        <w:t xml:space="preserve">pip install </w:t>
-      </w:r>
-      <w:r>
-        <w:rPr>
-          <w:highlight w:val="yellow"/>
-        </w:rPr>
-        <w:t>Seaborn</w:t>
+        <w:lastRenderedPageBreak/>
+        <w:t>pip install Seaborn</w:t>
       </w:r>
     </w:p>
     <w:p>
@@ -355,6 +460,9 @@
         <w:pStyle w:val="ListParagraph"/>
       </w:pPr>
       <w:r>
+        <w:rPr>
+          <w:noProof/>
+        </w:rPr>
         <w:drawing>
           <wp:inline distT="0" distB="0" distL="0" distR="0" wp14:anchorId="5BC0B888" wp14:editId="20E33B3C">
             <wp:extent cx="2531793" cy="2447925"/>
@@ -371,7 +479,7 @@
                     <pic:cNvPicPr/>
                   </pic:nvPicPr>
                   <pic:blipFill>
-                    <a:blip r:embed="rId10"/>
+                    <a:blip r:embed="rId11"/>
                     <a:stretch>
                       <a:fillRect/>
                     </a:stretch>
@@ -404,7 +512,6 @@
         <w:pStyle w:val="ListParagraph"/>
       </w:pPr>
       <w:r>
-        <w:lastRenderedPageBreak/>
         <w:t xml:space="preserve">Click Connect </w:t>
       </w:r>
     </w:p>
@@ -413,6 +520,9 @@
         <w:pStyle w:val="ListParagraph"/>
       </w:pPr>
       <w:r>
+        <w:rPr>
+          <w:noProof/>
+        </w:rPr>
         <w:drawing>
           <wp:inline distT="0" distB="0" distL="0" distR="0" wp14:anchorId="4355F7DF" wp14:editId="718055EA">
             <wp:extent cx="2805113" cy="1649939"/>
@@ -429,7 +539,7 @@
                     <pic:cNvPicPr/>
                   </pic:nvPicPr>
                   <pic:blipFill>
-                    <a:blip r:embed="rId11"/>
+                    <a:blip r:embed="rId12"/>
                     <a:stretch>
                       <a:fillRect/>
                     </a:stretch>
@@ -874,6 +984,10 @@
         <w:pStyle w:val="ListParagraph"/>
       </w:pPr>
       <w:r>
+        <w:rPr>
+          <w:noProof/>
+        </w:rPr>
+        <w:lastRenderedPageBreak/>
         <w:drawing>
           <wp:inline distT="0" distB="0" distL="0" distR="0" wp14:anchorId="4A56910E" wp14:editId="064B1A44">
             <wp:extent cx="838200" cy="1558010"/>
@@ -890,7 +1004,7 @@
                     <pic:cNvPicPr/>
                   </pic:nvPicPr>
                   <pic:blipFill>
-                    <a:blip r:embed="rId12"/>
+                    <a:blip r:embed="rId13"/>
                     <a:stretch>
                       <a:fillRect/>
                     </a:stretch>
@@ -1049,6 +1163,9 @@
         <w:pStyle w:val="ListParagraph"/>
       </w:pPr>
       <w:r>
+        <w:rPr>
+          <w:noProof/>
+        </w:rPr>
         <w:drawing>
           <wp:inline distT="0" distB="0" distL="0" distR="0" wp14:anchorId="30C04B61" wp14:editId="11485199">
             <wp:extent cx="1253490" cy="1343025"/>
@@ -1067,7 +1184,7 @@
                     </pic:cNvPicPr>
                   </pic:nvPicPr>
                   <pic:blipFill>
-                    <a:blip r:embed="rId13">
+                    <a:blip r:embed="rId14">
                       <a:extLst>
                         <a:ext uri="{28A0092B-C50C-407E-A947-70E740481C1C}">
                           <a14:useLocalDpi xmlns:a14="http://schemas.microsoft.com/office/drawing/2010/main" val="0"/>
@@ -1108,7 +1225,6 @@
         </w:numPr>
       </w:pPr>
       <w:r>
-        <w:lastRenderedPageBreak/>
         <w:t>In the </w:t>
       </w:r>
       <w:r>
@@ -1163,8 +1279,11 @@
         <w:pStyle w:val="ListParagraph"/>
       </w:pPr>
       <w:r>
+        <w:rPr>
+          <w:noProof/>
+        </w:rPr>
         <w:drawing>
-          <wp:inline distT="0" distB="0" distL="0" distR="0" wp14:anchorId="5C188707" wp14:editId="0A5974BD">
+          <wp:inline distT="0" distB="0" distL="0" distR="0" wp14:anchorId="5C188707" wp14:editId="6A378C70">
             <wp:extent cx="4295775" cy="2562426"/>
             <wp:effectExtent l="0" t="0" r="0" b="9525"/>
             <wp:docPr id="521651083" name="Picture 7" descr="Screenshot that shows the Python script editor."/>
@@ -1181,7 +1300,7 @@
                     </pic:cNvPicPr>
                   </pic:nvPicPr>
                   <pic:blipFill>
-                    <a:blip r:embed="rId14" cstate="print">
+                    <a:blip r:embed="rId15" cstate="print">
                       <a:extLst>
                         <a:ext uri="{28A0092B-C50C-407E-A947-70E740481C1C}">
                           <a14:useLocalDpi xmlns:a14="http://schemas.microsoft.com/office/drawing/2010/main" val="0"/>
@@ -1322,6 +1441,10 @@
         <w:pStyle w:val="ListParagraph"/>
       </w:pPr>
       <w:r>
+        <w:rPr>
+          <w:noProof/>
+        </w:rPr>
+        <w:lastRenderedPageBreak/>
         <w:drawing>
           <wp:inline distT="0" distB="0" distL="0" distR="0" wp14:anchorId="3400F9A0" wp14:editId="5C41D158">
             <wp:extent cx="3219450" cy="3378655"/>
@@ -1340,7 +1463,7 @@
                     </pic:cNvPicPr>
                   </pic:nvPicPr>
                   <pic:blipFill>
-                    <a:blip r:embed="rId15">
+                    <a:blip r:embed="rId16">
                       <a:extLst>
                         <a:ext uri="{28A0092B-C50C-407E-A947-70E740481C1C}">
                           <a14:useLocalDpi xmlns:a14="http://schemas.microsoft.com/office/drawing/2010/main" val="0"/>
@@ -1382,6 +1505,9 @@
         <w:pStyle w:val="ListParagraph"/>
       </w:pPr>
       <w:r>
+        <w:rPr>
+          <w:noProof/>
+        </w:rPr>
         <w:drawing>
           <wp:inline distT="0" distB="0" distL="0" distR="0" wp14:anchorId="4558499C" wp14:editId="128E5604">
             <wp:extent cx="1189123" cy="1462088"/>
@@ -1398,7 +1524,7 @@
                     <pic:cNvPicPr/>
                   </pic:nvPicPr>
                   <pic:blipFill>
-                    <a:blip r:embed="rId16"/>
+                    <a:blip r:embed="rId17"/>
                     <a:stretch>
                       <a:fillRect/>
                     </a:stretch>
@@ -1442,7 +1568,6 @@
           <w:sz w:val="36"/>
           <w:szCs w:val="36"/>
         </w:rPr>
-        <w:lastRenderedPageBreak/>
         <w:t>Create a scatter plot</w:t>
       </w:r>
     </w:p>
@@ -1605,6 +1730,10 @@
     </w:p>
     <w:p>
       <w:r>
+        <w:rPr>
+          <w:noProof/>
+        </w:rPr>
+        <w:lastRenderedPageBreak/>
         <w:drawing>
           <wp:inline distT="0" distB="0" distL="0" distR="0" wp14:anchorId="71F123C1" wp14:editId="49CFDFB9">
             <wp:extent cx="5731510" cy="1278890"/>
@@ -1623,7 +1752,7 @@
                     </pic:cNvPicPr>
                   </pic:nvPicPr>
                   <pic:blipFill>
-                    <a:blip r:embed="rId17">
+                    <a:blip r:embed="rId18">
                       <a:extLst>
                         <a:ext uri="{28A0092B-C50C-407E-A947-70E740481C1C}">
                           <a14:useLocalDpi xmlns:a14="http://schemas.microsoft.com/office/drawing/2010/main" val="0"/>
@@ -1683,6 +1812,9 @@
     </w:p>
     <w:p>
       <w:r>
+        <w:rPr>
+          <w:noProof/>
+        </w:rPr>
         <w:drawing>
           <wp:inline distT="0" distB="0" distL="0" distR="0" wp14:anchorId="4AF5930E" wp14:editId="412F90DD">
             <wp:extent cx="4191000" cy="3505200"/>
@@ -1701,7 +1833,7 @@
                     </pic:cNvPicPr>
                   </pic:nvPicPr>
                   <pic:blipFill>
-                    <a:blip r:embed="rId18">
+                    <a:blip r:embed="rId19">
                       <a:extLst>
                         <a:ext uri="{28A0092B-C50C-407E-A947-70E740481C1C}">
                           <a14:useLocalDpi xmlns:a14="http://schemas.microsoft.com/office/drawing/2010/main" val="0"/>
@@ -1773,7 +1905,6 @@
           <w:sz w:val="32"/>
           <w:szCs w:val="32"/>
         </w:rPr>
-        <w:lastRenderedPageBreak/>
         <w:t>Create a line plot with multiple columns</w:t>
       </w:r>
     </w:p>
@@ -2075,6 +2206,7 @@
           <w:iCs/>
           <w:highlight w:val="yellow"/>
         </w:rPr>
+        <w:lastRenderedPageBreak/>
         <w:t>dataset.plot</w:t>
       </w:r>
       <w:proofErr w:type="spellEnd"/>
@@ -2256,6 +2388,9 @@
     </w:p>
     <w:p>
       <w:r>
+        <w:rPr>
+          <w:noProof/>
+        </w:rPr>
         <w:drawing>
           <wp:inline distT="0" distB="0" distL="0" distR="0" wp14:anchorId="4A176850" wp14:editId="62A65EFA">
             <wp:extent cx="4181475" cy="3486150"/>
@@ -2274,7 +2409,7 @@
                     </pic:cNvPicPr>
                   </pic:nvPicPr>
                   <pic:blipFill>
-                    <a:blip r:embed="rId19">
+                    <a:blip r:embed="rId20">
                       <a:extLst>
                         <a:ext uri="{28A0092B-C50C-407E-A947-70E740481C1C}">
                           <a14:useLocalDpi xmlns:a14="http://schemas.microsoft.com/office/drawing/2010/main" val="0"/>
@@ -2445,7 +2580,6 @@
           <w:iCs/>
           <w:highlight w:val="yellow"/>
         </w:rPr>
-        <w:lastRenderedPageBreak/>
         <w:t>dataset.plot</w:t>
       </w:r>
       <w:proofErr w:type="spellEnd"/>
@@ -2573,6 +2707,10 @@
     </w:p>
     <w:p>
       <w:r>
+        <w:rPr>
+          <w:noProof/>
+        </w:rPr>
+        <w:lastRenderedPageBreak/>
         <w:drawing>
           <wp:inline distT="0" distB="0" distL="0" distR="0" wp14:anchorId="7F0991EF" wp14:editId="703CC6AE">
             <wp:extent cx="4171950" cy="3505200"/>
@@ -2591,7 +2729,7 @@
                     </pic:cNvPicPr>
                   </pic:nvPicPr>
                   <pic:blipFill>
-                    <a:blip r:embed="rId20">
+                    <a:blip r:embed="rId21">
                       <a:extLst>
                         <a:ext uri="{28A0092B-C50C-407E-A947-70E740481C1C}">
                           <a14:useLocalDpi xmlns:a14="http://schemas.microsoft.com/office/drawing/2010/main" val="0"/>
@@ -2631,6 +2769,9 @@
     </w:p>
     <w:p>
       <w:r>
+        <w:rPr>
+          <w:noProof/>
+        </w:rPr>
         <w:drawing>
           <wp:inline distT="0" distB="0" distL="0" distR="0" wp14:anchorId="12F1C3F4" wp14:editId="4BEAD0CF">
             <wp:extent cx="5731510" cy="2781300"/>
@@ -2647,7 +2788,7 @@
                     <pic:cNvPicPr/>
                   </pic:nvPicPr>
                   <pic:blipFill>
-                    <a:blip r:embed="rId21"/>
+                    <a:blip r:embed="rId22"/>
                     <a:stretch>
                       <a:fillRect/>
                     </a:stretch>
@@ -4028,6 +4169,7 @@
   <w:style w:type="character" w:default="1" w:styleId="DefaultParagraphFont">
     <w:name w:val="Default Paragraph Font"/>
     <w:uiPriority w:val="1"/>
+    <w:semiHidden/>
     <w:unhideWhenUsed/>
   </w:style>
   <w:style w:type="table" w:default="1" w:styleId="TableNormal">
